--- a/fuentes/72210002_CF02_DU.docx
+++ b/fuentes/72210002_CF02_DU.docx
@@ -568,7 +568,7 @@
           <w:r>
             <w:fldChar w:fldCharType="separate"/>
           </w:r>
-          <w:hyperlink w:anchor="_Toc199180888" w:history="1">
+          <w:hyperlink w:anchor="_Toc201314855" w:history="1">
             <w:r>
               <w:rPr>
                 <w:rStyle w:val="Hipervnculo"/>
@@ -595,7 +595,7 @@
                 <w:noProof/>
                 <w:webHidden/>
               </w:rPr>
-              <w:instrText xml:space="preserve"> PAGEREF _Toc199180888 \h </w:instrText>
+              <w:instrText xml:space="preserve"> PAGEREF _Toc201314855 \h </w:instrText>
             </w:r>
             <w:r>
               <w:rPr>
@@ -641,7 +641,7 @@
               <w:lang w:eastAsia="es-CO"/>
             </w:rPr>
           </w:pPr>
-          <w:hyperlink w:anchor="_Toc199180889" w:history="1">
+          <w:hyperlink w:anchor="_Toc201314856" w:history="1">
             <w:r>
               <w:rPr>
                 <w:rStyle w:val="Hipervnculo"/>
@@ -685,7 +685,7 @@
                 <w:noProof/>
                 <w:webHidden/>
               </w:rPr>
-              <w:instrText xml:space="preserve"> PAGEREF _Toc199180889 \h </w:instrText>
+              <w:instrText xml:space="preserve"> PAGEREF _Toc201314856 \h </w:instrText>
             </w:r>
             <w:r>
               <w:rPr>
@@ -731,7 +731,7 @@
               <w:lang w:eastAsia="es-CO"/>
             </w:rPr>
           </w:pPr>
-          <w:hyperlink w:anchor="_Toc199180890" w:history="1">
+          <w:hyperlink w:anchor="_Toc201314857" w:history="1">
             <w:r>
               <w:rPr>
                 <w:rStyle w:val="Hipervnculo"/>
@@ -781,7 +781,7 @@
                 <w:noProof/>
                 <w:webHidden/>
               </w:rPr>
-              <w:instrText xml:space="preserve"> PAGEREF _Toc199180890 \h </w:instrText>
+              <w:instrText xml:space="preserve"> PAGEREF _Toc201314857 \h </w:instrText>
             </w:r>
             <w:r>
               <w:rPr>
@@ -827,7 +827,7 @@
               <w:lang w:eastAsia="es-CO"/>
             </w:rPr>
           </w:pPr>
-          <w:hyperlink w:anchor="_Toc199180891" w:history="1">
+          <w:hyperlink w:anchor="_Toc201314858" w:history="1">
             <w:r>
               <w:rPr>
                 <w:rStyle w:val="Hipervnculo"/>
@@ -871,7 +871,7 @@
                 <w:noProof/>
                 <w:webHidden/>
               </w:rPr>
-              <w:instrText xml:space="preserve"> PAGEREF _Toc199180891 \h </w:instrText>
+              <w:instrText xml:space="preserve"> PAGEREF _Toc201314858 \h </w:instrText>
             </w:r>
             <w:r>
               <w:rPr>
@@ -917,7 +917,7 @@
               <w:lang w:eastAsia="es-CO"/>
             </w:rPr>
           </w:pPr>
-          <w:hyperlink w:anchor="_Toc199180892" w:history="1">
+          <w:hyperlink w:anchor="_Toc201314859" w:history="1">
             <w:r>
               <w:rPr>
                 <w:rStyle w:val="Hipervnculo"/>
@@ -967,7 +967,7 @@
                 <w:noProof/>
                 <w:webHidden/>
               </w:rPr>
-              <w:instrText xml:space="preserve"> PAGEREF _Toc199180892 \h </w:instrText>
+              <w:instrText xml:space="preserve"> PAGEREF _Toc201314859 \h </w:instrText>
             </w:r>
             <w:r>
               <w:rPr>
@@ -1013,7 +1013,7 @@
               <w:lang w:eastAsia="es-CO"/>
             </w:rPr>
           </w:pPr>
-          <w:hyperlink w:anchor="_Toc199180893" w:history="1">
+          <w:hyperlink w:anchor="_Toc201314860" w:history="1">
             <w:r>
               <w:rPr>
                 <w:rStyle w:val="Hipervnculo"/>
@@ -1063,7 +1063,7 @@
                 <w:noProof/>
                 <w:webHidden/>
               </w:rPr>
-              <w:instrText xml:space="preserve"> PAGEREF _Toc199180893 \h </w:instrText>
+              <w:instrText xml:space="preserve"> PAGEREF _Toc201314860 \h </w:instrText>
             </w:r>
             <w:r>
               <w:rPr>
@@ -1108,7 +1108,7 @@
               <w:lang w:eastAsia="es-CO"/>
             </w:rPr>
           </w:pPr>
-          <w:hyperlink w:anchor="_Toc199180894" w:history="1">
+          <w:hyperlink w:anchor="_Toc201314861" w:history="1">
             <w:r>
               <w:rPr>
                 <w:rStyle w:val="Hipervnculo"/>
@@ -1135,7 +1135,7 @@
                 <w:noProof/>
                 <w:webHidden/>
               </w:rPr>
-              <w:instrText xml:space="preserve"> PAGEREF _Toc199180894 \h </w:instrText>
+              <w:instrText xml:space="preserve"> PAGEREF _Toc201314861 \h </w:instrText>
             </w:r>
             <w:r>
               <w:rPr>
@@ -1180,7 +1180,7 @@
               <w:lang w:eastAsia="es-CO"/>
             </w:rPr>
           </w:pPr>
-          <w:hyperlink w:anchor="_Toc199180895" w:history="1">
+          <w:hyperlink w:anchor="_Toc201314862" w:history="1">
             <w:r>
               <w:rPr>
                 <w:rStyle w:val="Hipervnculo"/>
@@ -1207,7 +1207,7 @@
                 <w:noProof/>
                 <w:webHidden/>
               </w:rPr>
-              <w:instrText xml:space="preserve"> PAGEREF _Toc199180895 \h </w:instrText>
+              <w:instrText xml:space="preserve"> PAGEREF _Toc201314862 \h </w:instrText>
             </w:r>
             <w:r>
               <w:rPr>
@@ -1252,7 +1252,7 @@
               <w:lang w:eastAsia="es-CO"/>
             </w:rPr>
           </w:pPr>
-          <w:hyperlink w:anchor="_Toc199180896" w:history="1">
+          <w:hyperlink w:anchor="_Toc201314863" w:history="1">
             <w:r>
               <w:rPr>
                 <w:rStyle w:val="Hipervnculo"/>
@@ -1279,7 +1279,7 @@
                 <w:noProof/>
                 <w:webHidden/>
               </w:rPr>
-              <w:instrText xml:space="preserve"> PAGEREF _Toc199180896 \h </w:instrText>
+              <w:instrText xml:space="preserve"> PAGEREF _Toc201314863 \h </w:instrText>
             </w:r>
             <w:r>
               <w:rPr>
@@ -1324,7 +1324,7 @@
               <w:lang w:eastAsia="es-CO"/>
             </w:rPr>
           </w:pPr>
-          <w:hyperlink w:anchor="_Toc199180897" w:history="1">
+          <w:hyperlink w:anchor="_Toc201314864" w:history="1">
             <w:r>
               <w:rPr>
                 <w:rStyle w:val="Hipervnculo"/>
@@ -1351,7 +1351,7 @@
                 <w:noProof/>
                 <w:webHidden/>
               </w:rPr>
-              <w:instrText xml:space="preserve"> PAGEREF _Toc199180897 \h </w:instrText>
+              <w:instrText xml:space="preserve"> PAGEREF _Toc201314864 \h </w:instrText>
             </w:r>
             <w:r>
               <w:rPr>
@@ -1371,7 +1371,7 @@
                 <w:noProof/>
                 <w:webHidden/>
               </w:rPr>
-              <w:t>21</w:t>
+              <w:t>22</w:t>
             </w:r>
             <w:r>
               <w:rPr>
@@ -1396,7 +1396,7 @@
               <w:lang w:eastAsia="es-CO"/>
             </w:rPr>
           </w:pPr>
-          <w:hyperlink w:anchor="_Toc199180898" w:history="1">
+          <w:hyperlink w:anchor="_Toc201314865" w:history="1">
             <w:r>
               <w:rPr>
                 <w:rStyle w:val="Hipervnculo"/>
@@ -1423,7 +1423,7 @@
                 <w:noProof/>
                 <w:webHidden/>
               </w:rPr>
-              <w:instrText xml:space="preserve"> PAGEREF _Toc199180898 \h </w:instrText>
+              <w:instrText xml:space="preserve"> PAGEREF _Toc201314865 \h </w:instrText>
             </w:r>
             <w:r>
               <w:rPr>
@@ -1443,7 +1443,7 @@
                 <w:noProof/>
                 <w:webHidden/>
               </w:rPr>
-              <w:t>22</w:t>
+              <w:t>23</w:t>
             </w:r>
             <w:r>
               <w:rPr>
@@ -1487,7 +1487,7 @@
           <w:lang w:val="es-CO"/>
         </w:rPr>
       </w:pPr>
-      <w:bookmarkStart w:id="0" w:name="_Toc199180888"/>
+      <w:bookmarkStart w:id="0" w:name="_Toc201314855"/>
       <w:r>
         <w:rPr>
           <w:lang w:val="es-CO"/>
@@ -1521,7 +1521,7 @@
           <w:lang w:val="es-CO"/>
         </w:rPr>
       </w:pPr>
-      <w:bookmarkStart w:id="1" w:name="_Toc199180889"/>
+      <w:bookmarkStart w:id="1" w:name="_Toc201314856"/>
       <w:r>
         <w:rPr>
           <w:lang w:val="es-CO"/>
@@ -1612,7 +1612,7 @@
       <w:pPr>
         <w:pStyle w:val="Ttulo2"/>
       </w:pPr>
-      <w:bookmarkStart w:id="2" w:name="_Toc199180890"/>
+      <w:bookmarkStart w:id="2" w:name="_Toc201314857"/>
       <w:r>
         <w:t>Tipos de registros para la medición de variables ambientales</w:t>
       </w:r>
@@ -1893,7 +1893,13 @@
         <w:pStyle w:val="Ttulo3"/>
       </w:pPr>
       <w:r>
-        <w:t>Registros según le medio de diligenciamiento</w:t>
+        <w:t xml:space="preserve">Registros según </w:t>
+      </w:r>
+      <w:r>
+        <w:t>el</w:t>
+      </w:r>
+      <w:r>
+        <w:t xml:space="preserve"> medio de diligenciamiento</w:t>
       </w:r>
     </w:p>
     <w:p>
@@ -2056,7 +2062,7 @@
         <w:pStyle w:val="Figura"/>
       </w:pPr>
       <w:r>
-        <w:t>Prospectiva como gestión del cambio y clave de innovación</w:t>
+        <w:t>Ejemplo registro de resultados para análisis de suelo</w:t>
       </w:r>
     </w:p>
     <w:p>
@@ -2069,13 +2075,12 @@
       <w:r>
         <w:rPr>
           <w:noProof/>
-          <w:lang w:eastAsia="es-CO"/>
         </w:rPr>
         <w:drawing>
-          <wp:inline distT="0" distB="0" distL="0" distR="0" wp14:anchorId="251851F7" wp14:editId="153D20EE">
-            <wp:extent cx="5669280" cy="4824781"/>
-            <wp:effectExtent l="0" t="0" r="7620" b="0"/>
-            <wp:docPr id="874206332" name="Imagen 5" descr="Tabla con resultados de análisis de suelos agrícolas que incluye fecha de análisis, parámetros medidos como textura, pH, conductividad, nutrientes y materia orgánica, unidades utilizadas, resultados obtenidos y un espacio para observaciones."/>
+          <wp:inline distT="0" distB="0" distL="0" distR="0" wp14:anchorId="74B37BB3" wp14:editId="7903692D">
+            <wp:extent cx="6016688" cy="5133975"/>
+            <wp:effectExtent l="0" t="0" r="3175" b="0"/>
+            <wp:docPr id="972266414" name="Imagen 1" descr="Tabla con resultados de análisis de suelos agrícolas que incluye fecha de análisis, parámetros medidos como textura, pH, conductividad, nutrientes y materia orgánica, unidades utilizadas, resultados obtenidos y un espacio para observaciones."/>
             <wp:cNvGraphicFramePr>
               <a:graphicFrameLocks xmlns:a="http://schemas.openxmlformats.org/drawingml/2006/main" noChangeAspect="1"/>
             </wp:cNvGraphicFramePr>
@@ -2083,33 +2088,23 @@
               <a:graphicData uri="http://schemas.openxmlformats.org/drawingml/2006/picture">
                 <pic:pic xmlns:pic="http://schemas.openxmlformats.org/drawingml/2006/picture">
                   <pic:nvPicPr>
-                    <pic:cNvPr id="874206332" name="Imagen 5" descr="Tabla con resultados de análisis de suelos agrícolas que incluye fecha de análisis, parámetros medidos como textura, pH, conductividad, nutrientes y materia orgánica, unidades utilizadas, resultados obtenidos y un espacio para observaciones."/>
-                    <pic:cNvPicPr>
-                      <a:picLocks noChangeAspect="1" noChangeArrowheads="1"/>
-                    </pic:cNvPicPr>
+                    <pic:cNvPr id="972266414" name="Imagen 1" descr="Tabla con resultados de análisis de suelos agrícolas que incluye fecha de análisis, parámetros medidos como textura, pH, conductividad, nutrientes y materia orgánica, unidades utilizadas, resultados obtenidos y un espacio para observaciones."/>
+                    <pic:cNvPicPr/>
                   </pic:nvPicPr>
                   <pic:blipFill>
-                    <a:blip r:embed="rId10">
-                      <a:extLst>
-                        <a:ext uri="{28A0092B-C50C-407E-A947-70E740481C1C}">
-                          <a14:useLocalDpi xmlns:a14="http://schemas.microsoft.com/office/drawing/2010/main" val="0"/>
-                        </a:ext>
-                      </a:extLst>
-                    </a:blip>
-                    <a:srcRect/>
+                    <a:blip r:embed="rId10"/>
                     <a:stretch>
                       <a:fillRect/>
                     </a:stretch>
                   </pic:blipFill>
-                  <pic:spPr bwMode="auto">
+                  <pic:spPr>
                     <a:xfrm>
                       <a:off x="0" y="0"/>
-                      <a:ext cx="5669280" cy="4824781"/>
+                      <a:ext cx="6018897" cy="5135860"/>
                     </a:xfrm>
                     <a:prstGeom prst="rect">
                       <a:avLst/>
                     </a:prstGeom>
-                    <a:noFill/>
                   </pic:spPr>
                 </pic:pic>
               </a:graphicData>
@@ -2120,23 +2115,15 @@
     </w:p>
     <w:p>
       <w:pPr>
-        <w:jc w:val="center"/>
-        <w:rPr>
-          <w:lang w:eastAsia="es-CO"/>
-        </w:rPr>
-      </w:pPr>
+        <w:pStyle w:val="Figura"/>
+      </w:pPr>
+      <w:r>
+        <w:lastRenderedPageBreak/>
+        <w:t>Ejemplo registro de resultados para análisis de mesofauna en suelo</w:t>
+      </w:r>
     </w:p>
     <w:p>
       <w:pPr>
-        <w:pStyle w:val="Figura"/>
-      </w:pPr>
-      <w:r>
-        <w:lastRenderedPageBreak/>
-        <w:t>Ejemplo registro de resultados para análisis de mesofauna en suelo</w:t>
-      </w:r>
-    </w:p>
-    <w:p>
-      <w:pPr>
         <w:jc w:val="center"/>
         <w:rPr>
           <w:lang w:eastAsia="es-CO"/>
@@ -2145,13 +2132,12 @@
       <w:r>
         <w:rPr>
           <w:noProof/>
-          <w:lang w:eastAsia="es-CO"/>
         </w:rPr>
         <w:drawing>
-          <wp:inline distT="0" distB="0" distL="0" distR="0" wp14:anchorId="4F3F1AEA" wp14:editId="3F5F28C4">
-            <wp:extent cx="5669280" cy="4935459"/>
-            <wp:effectExtent l="0" t="0" r="7620" b="0"/>
-            <wp:docPr id="726618845" name="Imagen 7" descr="Tabla de inventario de mesofauna del suelo que presenta conteos de diferentes órdenes y clases de organismos en cuatro fechas y horarios distintos, junto con datos del lote, coordenadas, manejo del suelo, tipo de muestra, observaciones y responsables del muestreo."/>
+          <wp:inline distT="0" distB="0" distL="0" distR="0" wp14:anchorId="31CAA914" wp14:editId="5CCE3047">
+            <wp:extent cx="5695820" cy="4966970"/>
+            <wp:effectExtent l="0" t="0" r="635" b="5080"/>
+            <wp:docPr id="460922453" name="Imagen 1" descr="Tabla de inventario de mesofauna del suelo que presenta conteos de diferentes órdenes y clases de organismos en cuatro fechas y horarios distintos, junto con datos del lote, coordenadas, manejo del suelo, tipo de muestra, observaciones y responsables del muestreo."/>
             <wp:cNvGraphicFramePr>
               <a:graphicFrameLocks xmlns:a="http://schemas.openxmlformats.org/drawingml/2006/main" noChangeAspect="1"/>
             </wp:cNvGraphicFramePr>
@@ -2159,33 +2145,23 @@
               <a:graphicData uri="http://schemas.openxmlformats.org/drawingml/2006/picture">
                 <pic:pic xmlns:pic="http://schemas.openxmlformats.org/drawingml/2006/picture">
                   <pic:nvPicPr>
-                    <pic:cNvPr id="726618845" name="Imagen 7" descr="Tabla de inventario de mesofauna del suelo que presenta conteos de diferentes órdenes y clases de organismos en cuatro fechas y horarios distintos, junto con datos del lote, coordenadas, manejo del suelo, tipo de muestra, observaciones y responsables del muestreo."/>
-                    <pic:cNvPicPr>
-                      <a:picLocks noChangeAspect="1" noChangeArrowheads="1"/>
-                    </pic:cNvPicPr>
+                    <pic:cNvPr id="460922453" name="Imagen 1" descr="Tabla de inventario de mesofauna del suelo que presenta conteos de diferentes órdenes y clases de organismos en cuatro fechas y horarios distintos, junto con datos del lote, coordenadas, manejo del suelo, tipo de muestra, observaciones y responsables del muestreo."/>
+                    <pic:cNvPicPr/>
                   </pic:nvPicPr>
                   <pic:blipFill>
-                    <a:blip r:embed="rId11">
-                      <a:extLst>
-                        <a:ext uri="{28A0092B-C50C-407E-A947-70E740481C1C}">
-                          <a14:useLocalDpi xmlns:a14="http://schemas.microsoft.com/office/drawing/2010/main" val="0"/>
-                        </a:ext>
-                      </a:extLst>
-                    </a:blip>
-                    <a:srcRect/>
+                    <a:blip r:embed="rId11"/>
                     <a:stretch>
                       <a:fillRect/>
                     </a:stretch>
                   </pic:blipFill>
-                  <pic:spPr bwMode="auto">
+                  <pic:spPr>
                     <a:xfrm>
                       <a:off x="0" y="0"/>
-                      <a:ext cx="5669280" cy="4935459"/>
+                      <a:ext cx="5708487" cy="4978016"/>
                     </a:xfrm>
                     <a:prstGeom prst="rect">
                       <a:avLst/>
                     </a:prstGeom>
-                    <a:noFill/>
                   </pic:spPr>
                 </pic:pic>
               </a:graphicData>
@@ -2220,15 +2196,9 @@
         <w:lastRenderedPageBreak/>
         <w:t xml:space="preserve">Dentro de los grupos identificados, el orden </w:t>
       </w:r>
-      <w:proofErr w:type="spellStart"/>
-      <w:r>
-        <w:rPr>
-          <w:rStyle w:val="Extranjerismo"/>
-          <w:lang w:val="es-CO" w:eastAsia="es-CO"/>
-        </w:rPr>
+      <w:r>
         <w:t>Hymenoptera</w:t>
       </w:r>
-      <w:proofErr w:type="spellEnd"/>
       <w:r>
         <w:rPr>
           <w:lang w:eastAsia="es-CO"/>
@@ -2333,13 +2303,12 @@
       <w:r>
         <w:rPr>
           <w:noProof/>
-          <w:lang w:eastAsia="es-CO"/>
         </w:rPr>
         <w:drawing>
-          <wp:inline distT="0" distB="0" distL="0" distR="0" wp14:anchorId="030034CB" wp14:editId="6BF88893">
-            <wp:extent cx="5638800" cy="4258127"/>
-            <wp:effectExtent l="0" t="0" r="0" b="9525"/>
-            <wp:docPr id="189062690" name="Imagen 9" descr="Tabla de resultados de análisis de agua superficial que incluye fecha de análisis, parámetros físicos y químicos como pH, sólidos suspendidos, DQO, conductividad, nitrógeno, fósforo y porcentaje de oxígeno disuelto, junto con unidades de medida, resultados obtenidos y espacio para observaciones."/>
+          <wp:inline distT="0" distB="0" distL="0" distR="0" wp14:anchorId="34A46779" wp14:editId="3366E479">
+            <wp:extent cx="5724778" cy="4314825"/>
+            <wp:effectExtent l="0" t="0" r="9525" b="0"/>
+            <wp:docPr id="397057504" name="Imagen 1" descr="Tabla de resultados de análisis de agua superficial que incluye fecha de análisis, parámetros físicos y químicos como pH, sólidos suspendidos, DQO, conductividad, nitrógeno, fósforo y porcentaje de oxígeno disuelto, junto con unidades de medida, resultados obtenidos y espacio para observaciones."/>
             <wp:cNvGraphicFramePr>
               <a:graphicFrameLocks xmlns:a="http://schemas.openxmlformats.org/drawingml/2006/main" noChangeAspect="1"/>
             </wp:cNvGraphicFramePr>
@@ -2347,33 +2316,23 @@
               <a:graphicData uri="http://schemas.openxmlformats.org/drawingml/2006/picture">
                 <pic:pic xmlns:pic="http://schemas.openxmlformats.org/drawingml/2006/picture">
                   <pic:nvPicPr>
-                    <pic:cNvPr id="189062690" name="Imagen 9" descr="Tabla de resultados de análisis de agua superficial que incluye fecha de análisis, parámetros físicos y químicos como pH, sólidos suspendidos, DQO, conductividad, nitrógeno, fósforo y porcentaje de oxígeno disuelto, junto con unidades de medida, resultados obtenidos y espacio para observaciones."/>
-                    <pic:cNvPicPr>
-                      <a:picLocks noChangeAspect="1" noChangeArrowheads="1"/>
-                    </pic:cNvPicPr>
+                    <pic:cNvPr id="397057504" name="Imagen 1" descr="Tabla de resultados de análisis de agua superficial que incluye fecha de análisis, parámetros físicos y químicos como pH, sólidos suspendidos, DQO, conductividad, nitrógeno, fósforo y porcentaje de oxígeno disuelto, junto con unidades de medida, resultados obtenidos y espacio para observaciones."/>
+                    <pic:cNvPicPr/>
                   </pic:nvPicPr>
                   <pic:blipFill>
-                    <a:blip r:embed="rId12">
-                      <a:extLst>
-                        <a:ext uri="{28A0092B-C50C-407E-A947-70E740481C1C}">
-                          <a14:useLocalDpi xmlns:a14="http://schemas.microsoft.com/office/drawing/2010/main" val="0"/>
-                        </a:ext>
-                      </a:extLst>
-                    </a:blip>
-                    <a:srcRect/>
+                    <a:blip r:embed="rId12"/>
                     <a:stretch>
                       <a:fillRect/>
                     </a:stretch>
                   </pic:blipFill>
-                  <pic:spPr bwMode="auto">
+                  <pic:spPr>
                     <a:xfrm>
                       <a:off x="0" y="0"/>
-                      <a:ext cx="5641479" cy="4260150"/>
+                      <a:ext cx="5730664" cy="4319262"/>
                     </a:xfrm>
                     <a:prstGeom prst="rect">
                       <a:avLst/>
                     </a:prstGeom>
-                    <a:noFill/>
                   </pic:spPr>
                 </pic:pic>
               </a:graphicData>
@@ -2729,21 +2688,7 @@
         <w:rPr>
           <w:lang w:eastAsia="es-CO"/>
         </w:rPr>
-        <w:t>La información debe </w:t>
-      </w:r>
-      <w:r>
-        <w:rPr>
-          <w:b/>
-          <w:bCs/>
-          <w:lang w:eastAsia="es-CO"/>
-        </w:rPr>
-        <w:t>registrarse completamente</w:t>
-      </w:r>
-      <w:r>
-        <w:rPr>
-          <w:lang w:eastAsia="es-CO"/>
-        </w:rPr>
-        <w:t>, sin dejar campos vacíos.</w:t>
+        <w:t>La información debe registrarse completamente, sin dejar campos vacíos.</w:t>
       </w:r>
     </w:p>
     <w:p>
@@ -2761,21 +2706,7 @@
         <w:rPr>
           <w:lang w:eastAsia="es-CO"/>
         </w:rPr>
-        <w:t>El responsable del diligenciamiento debe tener </w:t>
-      </w:r>
-      <w:r>
-        <w:rPr>
-          <w:b/>
-          <w:bCs/>
-          <w:lang w:eastAsia="es-CO"/>
-        </w:rPr>
-        <w:t>competencias y conocimientos</w:t>
-      </w:r>
-      <w:r>
-        <w:rPr>
-          <w:lang w:eastAsia="es-CO"/>
-        </w:rPr>
-        <w:t> sobre el tipo de muestreo que realiza.</w:t>
+        <w:t>El responsable del diligenciamiento debe tener competencias y conocimientos sobre el tipo de muestreo que realiza.</w:t>
       </w:r>
     </w:p>
     <w:p>
@@ -2793,35 +2724,7 @@
         <w:rPr>
           <w:lang w:eastAsia="es-CO"/>
         </w:rPr>
-        <w:t>Es indispensable conocer las </w:t>
-      </w:r>
-      <w:r>
-        <w:rPr>
-          <w:b/>
-          <w:bCs/>
-          <w:lang w:eastAsia="es-CO"/>
-        </w:rPr>
-        <w:t>unidades de medida</w:t>
-      </w:r>
-      <w:r>
-        <w:rPr>
-          <w:lang w:eastAsia="es-CO"/>
-        </w:rPr>
-        <w:t> y el </w:t>
-      </w:r>
-      <w:r>
-        <w:rPr>
-          <w:b/>
-          <w:bCs/>
-          <w:lang w:eastAsia="es-CO"/>
-        </w:rPr>
-        <w:t>uso correcto de los instrumentos</w:t>
-      </w:r>
-      <w:r>
-        <w:rPr>
-          <w:lang w:eastAsia="es-CO"/>
-        </w:rPr>
-        <w:t> (por ejemplo: °C, ppm, %, etc.).</w:t>
+        <w:t>Es indispensable conocer las unidades de medida y el uso correcto de los instrumentos (por ejemplo: °C, ppm, %, etc.).</w:t>
       </w:r>
     </w:p>
     <w:p>
@@ -2839,21 +2742,7 @@
         <w:rPr>
           <w:lang w:eastAsia="es-CO"/>
         </w:rPr>
-        <w:t>Los datos deben representar fielmente lo observado, por lo tanto, </w:t>
-      </w:r>
-      <w:r>
-        <w:rPr>
-          <w:b/>
-          <w:bCs/>
-          <w:lang w:eastAsia="es-CO"/>
-        </w:rPr>
-        <w:t>no deben ser alterados</w:t>
-      </w:r>
-      <w:r>
-        <w:rPr>
-          <w:lang w:eastAsia="es-CO"/>
-        </w:rPr>
-        <w:t> bajo ninguna circunstancia.</w:t>
+        <w:t>Los datos deben representar fielmente lo observado, por lo tanto, no deben ser alterados bajo ninguna circunstancia.</w:t>
       </w:r>
     </w:p>
     <w:p>
@@ -2892,21 +2781,7 @@
         <w:rPr>
           <w:lang w:val="es-419" w:eastAsia="es-CO"/>
         </w:rPr>
-        <w:t xml:space="preserve">Funcionan como </w:t>
-      </w:r>
-      <w:r>
-        <w:rPr>
-          <w:b/>
-          <w:bCs/>
-          <w:lang w:val="es-419" w:eastAsia="es-CO"/>
-        </w:rPr>
-        <w:t>historial ambiental</w:t>
-      </w:r>
-      <w:r>
-        <w:rPr>
-          <w:lang w:val="es-419" w:eastAsia="es-CO"/>
-        </w:rPr>
-        <w:t xml:space="preserve"> del sitio de estudio.</w:t>
+        <w:t>Funcionan como historial ambiental del sitio de estudio.</w:t>
       </w:r>
     </w:p>
     <w:p>
@@ -2924,21 +2799,7 @@
         <w:rPr>
           <w:lang w:val="es-419" w:eastAsia="es-CO"/>
         </w:rPr>
-        <w:t xml:space="preserve">Son fundamentales en </w:t>
-      </w:r>
-      <w:r>
-        <w:rPr>
-          <w:b/>
-          <w:bCs/>
-          <w:lang w:val="es-419" w:eastAsia="es-CO"/>
-        </w:rPr>
-        <w:t>procesos de certificación ecológica</w:t>
-      </w:r>
-      <w:r>
-        <w:rPr>
-          <w:lang w:val="es-419" w:eastAsia="es-CO"/>
-        </w:rPr>
-        <w:t xml:space="preserve"> o en esquemas de sostenibilidad.</w:t>
+        <w:t>Son fundamentales en procesos de certificación ecológica o en esquemas de sostenibilidad.</w:t>
       </w:r>
     </w:p>
     <w:p>
@@ -2956,21 +2817,7 @@
         <w:rPr>
           <w:lang w:val="es-419" w:eastAsia="es-CO"/>
         </w:rPr>
-        <w:t xml:space="preserve">Sirven como </w:t>
-      </w:r>
-      <w:r>
-        <w:rPr>
-          <w:b/>
-          <w:bCs/>
-          <w:lang w:val="es-419" w:eastAsia="es-CO"/>
-        </w:rPr>
-        <w:t>evidencia en investigaciones y procesos pedagógicos</w:t>
-      </w:r>
-      <w:r>
-        <w:rPr>
-          <w:lang w:val="es-419" w:eastAsia="es-CO"/>
-        </w:rPr>
-        <w:t>.</w:t>
+        <w:t>Sirven como evidencia en investigaciones y procesos pedagógicos.</w:t>
       </w:r>
     </w:p>
     <w:p>
@@ -2989,21 +2836,7 @@
           <w:lang w:val="es-419" w:eastAsia="es-CO"/>
         </w:rPr>
         <w:lastRenderedPageBreak/>
-        <w:t xml:space="preserve">Permiten </w:t>
-      </w:r>
-      <w:r>
-        <w:rPr>
-          <w:b/>
-          <w:bCs/>
-          <w:lang w:val="es-419" w:eastAsia="es-CO"/>
-        </w:rPr>
-        <w:t>comparar distintos agroecosistemas</w:t>
-      </w:r>
-      <w:r>
-        <w:rPr>
-          <w:lang w:val="es-419" w:eastAsia="es-CO"/>
-        </w:rPr>
-        <w:t>, identificando similitudes o diferencias relevantes.</w:t>
+        <w:t>Permiten comparar distintos agroecosistemas, identificando similitudes o diferencias relevantes.</w:t>
       </w:r>
     </w:p>
     <w:p>
@@ -3021,21 +2854,7 @@
         <w:rPr>
           <w:lang w:val="es-419" w:eastAsia="es-CO"/>
         </w:rPr>
-        <w:t xml:space="preserve">Son base para </w:t>
-      </w:r>
-      <w:r>
-        <w:rPr>
-          <w:b/>
-          <w:bCs/>
-          <w:lang w:val="es-419" w:eastAsia="es-CO"/>
-        </w:rPr>
-        <w:t>procesar y graficar la información ambiental</w:t>
-      </w:r>
-      <w:r>
-        <w:rPr>
-          <w:lang w:val="es-419" w:eastAsia="es-CO"/>
-        </w:rPr>
-        <w:t>, facilitando la interpretación de resultados.</w:t>
+        <w:t>Son base para procesar y graficar la información ambiental, facilitando la interpretación de resultados.</w:t>
       </w:r>
     </w:p>
     <w:p>
@@ -3053,21 +2872,7 @@
         <w:rPr>
           <w:lang w:val="es-419" w:eastAsia="es-CO"/>
         </w:rPr>
-        <w:t xml:space="preserve">Ayudan a </w:t>
-      </w:r>
-      <w:r>
-        <w:rPr>
-          <w:b/>
-          <w:bCs/>
-          <w:lang w:val="es-419" w:eastAsia="es-CO"/>
-        </w:rPr>
-        <w:t>evaluar el impacto</w:t>
-      </w:r>
-      <w:r>
-        <w:rPr>
-          <w:lang w:val="es-419" w:eastAsia="es-CO"/>
-        </w:rPr>
-        <w:t xml:space="preserve"> de prácticas agroecológicas, especialmente en procesos de reconversión o transición.</w:t>
+        <w:t>Ayudan a evaluar el impacto de prácticas agroecológicas, especialmente en procesos de reconversión o transición.</w:t>
       </w:r>
     </w:p>
     <w:p>
@@ -3085,33 +2890,7 @@
         <w:rPr>
           <w:lang w:val="es-419" w:eastAsia="es-CO"/>
         </w:rPr>
-        <w:t xml:space="preserve">Posibilitan la </w:t>
-      </w:r>
-      <w:r>
-        <w:rPr>
-          <w:b/>
-          <w:bCs/>
-          <w:lang w:val="es-419" w:eastAsia="es-CO"/>
-        </w:rPr>
-        <w:t>detección de cambios bruscos en el ecosistema</w:t>
-      </w:r>
-      <w:r>
-        <w:rPr>
-          <w:lang w:val="es-419" w:eastAsia="es-CO"/>
-        </w:rPr>
-        <w:t>, permitiendo investigar su origen (ej</w:t>
-      </w:r>
-      <w:r>
-        <w:rPr>
-          <w:lang w:val="es-419" w:eastAsia="es-CO"/>
-        </w:rPr>
-        <w:t>emplo</w:t>
-      </w:r>
-      <w:r>
-        <w:rPr>
-          <w:lang w:val="es-419" w:eastAsia="es-CO"/>
-        </w:rPr>
-        <w:t>: disminución de polinizadores como indicio de contaminación).</w:t>
+        <w:t>Posibilitan la detección de cambios bruscos en el ecosistema, permitiendo investigar su origen (ejemplo: disminución de polinizadores como indicio de contaminación).</w:t>
       </w:r>
     </w:p>
     <w:p>
@@ -3202,7 +2981,7 @@
       <w:pPr>
         <w:pStyle w:val="Ttulo1"/>
       </w:pPr>
-      <w:bookmarkStart w:id="3" w:name="_Toc199180891"/>
+      <w:bookmarkStart w:id="3" w:name="_Toc201314858"/>
       <w:r>
         <w:lastRenderedPageBreak/>
         <w:t xml:space="preserve">Informes de </w:t>
@@ -3231,8 +3010,6 @@
       </w:r>
       <w:r>
         <w:rPr>
-          <w:b/>
-          <w:bCs/>
           <w:lang w:eastAsia="es-CO"/>
         </w:rPr>
         <w:t>plan de manejo del agroecosistema.</w:t>
@@ -3301,49 +3078,13 @@
         <w:rPr>
           <w:lang w:eastAsia="es-CO"/>
         </w:rPr>
-        <w:t>Define las </w:t>
-      </w:r>
-      <w:r>
-        <w:rPr>
-          <w:b/>
-          <w:bCs/>
+        <w:t>Define las variables a medir, el objetivo de la medición, las limitaciones del estudio (lo que puede y no puede medirse), la localización del agroecosistema, el tipo de equipos utilizados</w:t>
+      </w:r>
+      <w:r>
+        <w:rPr>
           <w:lang w:eastAsia="es-CO"/>
         </w:rPr>
-        <w:t>variables a medir</w:t>
-      </w:r>
-      <w:r>
-        <w:rPr>
-          <w:lang w:eastAsia="es-CO"/>
-        </w:rPr>
-        <w:t>, el objetivo de la medición, las </w:t>
-      </w:r>
-      <w:r>
-        <w:rPr>
-          <w:b/>
-          <w:bCs/>
-          <w:lang w:eastAsia="es-CO"/>
-        </w:rPr>
-        <w:t>limitaciones</w:t>
-      </w:r>
-      <w:r>
-        <w:rPr>
-          <w:lang w:eastAsia="es-CO"/>
-        </w:rPr>
-        <w:t> del estudio (lo que puede y no puede medirse), la localización del agroecosistema, el </w:t>
-      </w:r>
-      <w:r>
-        <w:rPr>
-          <w:b/>
-          <w:bCs/>
-          <w:lang w:eastAsia="es-CO"/>
-        </w:rPr>
-        <w:t>tipo de equipos</w:t>
-      </w:r>
-      <w:r>
-        <w:rPr>
-          <w:lang w:eastAsia="es-CO"/>
-        </w:rPr>
-        <w:t> utilizados, la duración del proceso, entre otros aspectos clave.</w:t>
+        <w:t>, la duración del proceso, entre otros aspectos clave.</w:t>
       </w:r>
     </w:p>
     <w:p>
@@ -3375,7 +3116,13 @@
         <w:rPr>
           <w:lang w:eastAsia="es-CO"/>
         </w:rPr>
-        <w:t>Detalla las variables y condiciones específicas del muestreo. En algunos casos, se recomienda realizar una </w:t>
+        <w:t xml:space="preserve">Detalla las variables y condiciones específicas del muestreo. En algunos casos, se recomienda realizar </w:t>
+      </w:r>
+      <w:r>
+        <w:rPr>
+          <w:lang w:eastAsia="es-CO"/>
+        </w:rPr>
+        <w:t>una visita</w:t>
       </w:r>
       <w:r>
         <w:rPr>
@@ -3383,27 +3130,19 @@
           <w:bCs/>
           <w:lang w:eastAsia="es-CO"/>
         </w:rPr>
-        <w:t>visita preliminar</w:t>
+        <w:t xml:space="preserve"> </w:t>
       </w:r>
       <w:r>
         <w:rPr>
           <w:lang w:eastAsia="es-CO"/>
         </w:rPr>
-        <w:t> para diseñar un plan que contemple todas las variables y condiciones del sitio. Debe seguir lineamientos como los establecidos en el </w:t>
-      </w:r>
-      <w:r>
-        <w:rPr>
-          <w:b/>
-          <w:bCs/>
+        <w:t>preliminar para diseñar un plan que contemple todas las variables y condiciones del sitio. Debe seguir lineamientos como los establecidos en el Protocolo de Monitoreo y Seguimiento del Agua (IDEAM, 2021), que</w:t>
+      </w:r>
+      <w:r>
+        <w:rPr>
           <w:lang w:eastAsia="es-CO"/>
         </w:rPr>
-        <w:t>Protocolo de Monitoreo y Seguimiento del Agua (IDEAM, 2021)</w:t>
-      </w:r>
-      <w:r>
-        <w:rPr>
-          <w:lang w:eastAsia="es-CO"/>
-        </w:rPr>
-        <w:t>, que incluye condiciones técnicas específicas según el tipo de muestra (agua, suelo, etc.).</w:t>
+        <w:t xml:space="preserve"> incluye condiciones técnicas específicas según el tipo de muestra (agua, suelo, etc.).</w:t>
       </w:r>
     </w:p>
     <w:p>
@@ -3436,47 +3175,13 @@
         <w:rPr>
           <w:lang w:eastAsia="es-CO"/>
         </w:rPr>
-        <w:t>Presenta la información procesada a partir de los registros. Es recomendable utilizar </w:t>
-      </w:r>
-      <w:r>
-        <w:rPr>
-          <w:b/>
-          <w:bCs/>
+        <w:t xml:space="preserve">Presenta la información procesada a partir de </w:t>
+      </w:r>
+      <w:r>
+        <w:rPr>
           <w:lang w:eastAsia="es-CO"/>
         </w:rPr>
-        <w:t>tablas y gráficos</w:t>
-      </w:r>
-      <w:r>
-        <w:rPr>
-          <w:lang w:eastAsia="es-CO"/>
-        </w:rPr>
-        <w:t> para facilitar la comprensión y el análisis. Llevar los registros en formato </w:t>
-      </w:r>
-      <w:r>
-        <w:rPr>
-          <w:b/>
-          <w:bCs/>
-          <w:lang w:eastAsia="es-CO"/>
-        </w:rPr>
-        <w:t>digital o mixto</w:t>
-      </w:r>
-      <w:r>
-        <w:rPr>
-          <w:lang w:eastAsia="es-CO"/>
-        </w:rPr>
-        <w:t> (papel</w:t>
-      </w:r>
-      <w:r>
-        <w:rPr>
-          <w:lang w:eastAsia="es-CO"/>
-        </w:rPr>
-        <w:t xml:space="preserve"> </w:t>
-      </w:r>
-      <w:r>
-        <w:rPr>
-          <w:lang w:eastAsia="es-CO"/>
-        </w:rPr>
-        <w:t>digital) mejora la organización y visualización de los datos.</w:t>
+        <w:t>los registros. Es recomendable utilizar tablas y gráficos para facilitar la comprensión y el análisis. Llevar los registros en formato digital o mixto (papel digital) mejora la organización y visualización de los datos.</w:t>
       </w:r>
     </w:p>
     <w:p>
@@ -3508,35 +3213,7 @@
         <w:rPr>
           <w:lang w:eastAsia="es-CO"/>
         </w:rPr>
-        <w:t>Los resultados deben ser </w:t>
-      </w:r>
-      <w:r>
-        <w:rPr>
-          <w:b/>
-          <w:bCs/>
-          <w:lang w:eastAsia="es-CO"/>
-        </w:rPr>
-        <w:t>interpretados</w:t>
-      </w:r>
-      <w:r>
-        <w:rPr>
-          <w:lang w:eastAsia="es-CO"/>
-        </w:rPr>
-        <w:t>, no solo presentados. El análisis permite tomar decisiones informadas sobre el manejo del suelo, agua y biodiversidad del agroecosistema. Las conclusiones deben estar </w:t>
-      </w:r>
-      <w:r>
-        <w:rPr>
-          <w:b/>
-          <w:bCs/>
-          <w:lang w:eastAsia="es-CO"/>
-        </w:rPr>
-        <w:t>soportadas con bibliografía técnica y científica</w:t>
-      </w:r>
-      <w:r>
-        <w:rPr>
-          <w:lang w:eastAsia="es-CO"/>
-        </w:rPr>
-        <w:t> que valide los hallazgos.</w:t>
+        <w:t>Los resultados deben ser interpretados, no solo presentados. El análisis permite tomar decisiones informadas sobre el manejo del suelo, agua y biodiversidad del agroecosistema. Las conclusiones deben estar soportadas con bibliografía técnica y científica que valide los hallazgos.</w:t>
       </w:r>
     </w:p>
     <w:p>
@@ -3568,21 +3245,7 @@
         <w:rPr>
           <w:lang w:eastAsia="es-CO"/>
         </w:rPr>
-        <w:t>En función del propósito de la medición, los resultados deben contrastarse con la </w:t>
-      </w:r>
-      <w:r>
-        <w:rPr>
-          <w:b/>
-          <w:bCs/>
-          <w:lang w:eastAsia="es-CO"/>
-        </w:rPr>
-        <w:t>normatividad ambiental vigente</w:t>
-      </w:r>
-      <w:r>
-        <w:rPr>
-          <w:lang w:eastAsia="es-CO"/>
-        </w:rPr>
-        <w:t>, lo cual permite identificar si se cumplen los límites permisibles establecidos para variables clave.</w:t>
+        <w:t>En función del propósito de la medición, los resultados deben contrastarse con la normatividad ambiental vigente, lo cual permite identificar si se cumplen los límites permisibles establecidos para variables clave.</w:t>
       </w:r>
     </w:p>
     <w:p>
@@ -4146,63 +3809,7 @@
         <w:rPr>
           <w:lang w:eastAsia="es-CO"/>
         </w:rPr>
-        <w:t>Para una adecuada interpretación de los resultados de las variables ambientales, es necesario contrastarlos con los </w:t>
-      </w:r>
-      <w:r>
-        <w:rPr>
-          <w:b/>
-          <w:bCs/>
-          <w:lang w:eastAsia="es-CO"/>
-        </w:rPr>
-        <w:t>límites permisibles establecidos por la normativa vigente.</w:t>
-      </w:r>
-      <w:r>
-        <w:rPr>
-          <w:lang w:eastAsia="es-CO"/>
-        </w:rPr>
-        <w:t> En el material complementario, se encuentra disponible la </w:t>
-      </w:r>
-      <w:r>
-        <w:rPr>
-          <w:b/>
-          <w:bCs/>
-          <w:lang w:eastAsia="es-CO"/>
-        </w:rPr>
-        <w:t>Resolución 631 de 2015</w:t>
-      </w:r>
-      <w:r>
-        <w:rPr>
-          <w:lang w:eastAsia="es-CO"/>
-        </w:rPr>
-        <w:t>, la cual especifica los </w:t>
-      </w:r>
-      <w:r>
-        <w:rPr>
-          <w:b/>
-          <w:bCs/>
-          <w:lang w:eastAsia="es-CO"/>
-        </w:rPr>
-        <w:t>valores límites por tipo de actividad</w:t>
-      </w:r>
-      <w:r>
-        <w:rPr>
-          <w:lang w:eastAsia="es-CO"/>
-        </w:rPr>
-        <w:t>, especialmente relevantes cuando se analizan variables asociadas al </w:t>
-      </w:r>
-      <w:r>
-        <w:rPr>
-          <w:b/>
-          <w:bCs/>
-          <w:lang w:eastAsia="es-CO"/>
-        </w:rPr>
-        <w:t>recurso hídrico</w:t>
-      </w:r>
-      <w:r>
-        <w:rPr>
-          <w:lang w:eastAsia="es-CO"/>
-        </w:rPr>
-        <w:t>.</w:t>
+        <w:t>Para una adecuada interpretación de los resultados de las variables ambientales, es necesario contrastarlos con los límites permisibles establecidos por la normativa vigente. En el material complementario, se encuentra disponible la Resolución 631 de 2015, la cual especifica los valores límites por tipo de actividad, especialmente relevantes cuando se analizan variables asociadas al recurso hídrico.</w:t>
       </w:r>
     </w:p>
     <w:p>
@@ -4215,35 +3822,7 @@
         <w:rPr>
           <w:lang w:eastAsia="es-CO"/>
         </w:rPr>
-        <w:t>En caso de que el agroecosistema esté en proceso de certificación o aplicación a </w:t>
-      </w:r>
-      <w:r>
-        <w:rPr>
-          <w:b/>
-          <w:bCs/>
-          <w:lang w:eastAsia="es-CO"/>
-        </w:rPr>
-        <w:t>sellos internacionales</w:t>
-      </w:r>
-      <w:r>
-        <w:rPr>
-          <w:lang w:eastAsia="es-CO"/>
-        </w:rPr>
-        <w:t>, las variables a medir estarán determinadas por los </w:t>
-      </w:r>
-      <w:r>
-        <w:rPr>
-          <w:b/>
-          <w:bCs/>
-          <w:lang w:eastAsia="es-CO"/>
-        </w:rPr>
-        <w:t>requisitos específicos del sello</w:t>
-      </w:r>
-      <w:r>
-        <w:rPr>
-          <w:lang w:eastAsia="es-CO"/>
-        </w:rPr>
-        <w:t> (ambientales, de sostenibilidad o ecológicos), por lo que es fundamental revisar previamente los lineamientos correspondientes.</w:t>
+        <w:t>En caso de que el agroecosistema esté en proceso de certificación o aplicación a sellos internacionales, las variables a medir estarán determinadas por los requisitos específicos del sello (ambientales, de sostenibilidad o ecológicos), por lo que es fundamental revisar previamente los lineamientos correspondientes.</w:t>
       </w:r>
     </w:p>
     <w:p>
@@ -4275,21 +3854,7 @@
         <w:rPr>
           <w:lang w:eastAsia="es-CO"/>
         </w:rPr>
-        <w:t xml:space="preserve">Presentar los resultados a través de </w:t>
-      </w:r>
-      <w:r>
-        <w:rPr>
-          <w:b/>
-          <w:bCs/>
-          <w:lang w:eastAsia="es-CO"/>
-        </w:rPr>
-        <w:t>gráficos de barras</w:t>
-      </w:r>
-      <w:r>
-        <w:rPr>
-          <w:lang w:eastAsia="es-CO"/>
-        </w:rPr>
-        <w:t xml:space="preserve"> u otras representaciones visuales (por ejemplo, porcentajes, distribuciones temporales o espaciales) permite observar de manera clara los órdenes o clases predominantes de individuos en el suelo o en otros elementos del agroecosistema.</w:t>
+        <w:t>Presentar los resultados a través de gráficos de barras u otras representaciones visuales (por ejemplo, porcentajes, distribuciones temporales o espaciales) permite observar de manera clara los órdenes o clases predominantes de individuos en el suelo o en otros elementos del agroecosistema.</w:t>
       </w:r>
     </w:p>
     <w:p>
@@ -4307,49 +3872,7 @@
         <w:rPr>
           <w:lang w:eastAsia="es-CO"/>
         </w:rPr>
-        <w:t xml:space="preserve">En mediciones relacionadas con el </w:t>
-      </w:r>
-      <w:r>
-        <w:rPr>
-          <w:b/>
-          <w:bCs/>
-          <w:lang w:eastAsia="es-CO"/>
-        </w:rPr>
-        <w:t>agua</w:t>
-      </w:r>
-      <w:r>
-        <w:rPr>
-          <w:lang w:eastAsia="es-CO"/>
-        </w:rPr>
-        <w:t xml:space="preserve">, los resultados pueden ser comparados con los </w:t>
-      </w:r>
-      <w:r>
-        <w:rPr>
-          <w:b/>
-          <w:bCs/>
-          <w:lang w:eastAsia="es-CO"/>
-        </w:rPr>
-        <w:t>límites permisibles establecidos por la normativa</w:t>
-      </w:r>
-      <w:r>
-        <w:rPr>
-          <w:lang w:eastAsia="es-CO"/>
-        </w:rPr>
-        <w:t xml:space="preserve"> o evaluarse su comportamiento </w:t>
-      </w:r>
-      <w:r>
-        <w:rPr>
-          <w:b/>
-          <w:bCs/>
-          <w:lang w:eastAsia="es-CO"/>
-        </w:rPr>
-        <w:t>a lo largo del tiempo</w:t>
-      </w:r>
-      <w:r>
-        <w:rPr>
-          <w:lang w:eastAsia="es-CO"/>
-        </w:rPr>
-        <w:t>, especialmente si se programan muestreos periódicos.</w:t>
+        <w:t>En mediciones relacionadas con el agua, los resultados pueden ser comparados con los límites permisibles establecidos por la normativa o evaluarse su comportamiento a lo largo del tiempo, especialmente si se programan muestreos periódicos.</w:t>
       </w:r>
     </w:p>
     <w:p>
@@ -4367,55 +3890,10 @@
         <w:rPr>
           <w:lang w:eastAsia="es-CO"/>
         </w:rPr>
-        <w:t xml:space="preserve">Para variables de </w:t>
-      </w:r>
-      <w:r>
-        <w:rPr>
-          <w:b/>
-          <w:bCs/>
-          <w:lang w:eastAsia="es-CO"/>
-        </w:rPr>
-        <w:t>biodiversidad</w:t>
-      </w:r>
-      <w:r>
-        <w:rPr>
-          <w:lang w:eastAsia="es-CO"/>
-        </w:rPr>
-        <w:t xml:space="preserve">, los datos permiten calcular </w:t>
-      </w:r>
-      <w:r>
-        <w:rPr>
-          <w:b/>
-          <w:bCs/>
-          <w:lang w:eastAsia="es-CO"/>
-        </w:rPr>
-        <w:t>índices ecológicos</w:t>
-      </w:r>
-      <w:r>
-        <w:rPr>
-          <w:lang w:eastAsia="es-CO"/>
-        </w:rPr>
-        <w:t xml:space="preserve"> (como el de </w:t>
-      </w:r>
-      <w:r>
-        <w:rPr>
-          <w:rStyle w:val="Extranjerismo"/>
-          <w:lang w:val="es-CO" w:eastAsia="es-CO"/>
-        </w:rPr>
-        <w:t>Shannon</w:t>
-      </w:r>
-      <w:r>
-        <w:rPr>
-          <w:lang w:eastAsia="es-CO"/>
-        </w:rPr>
-        <w:t xml:space="preserve"> o </w:t>
-      </w:r>
-      <w:r>
-        <w:rPr>
-          <w:rStyle w:val="Extranjerismo"/>
-          <w:lang w:val="es-CO" w:eastAsia="es-CO"/>
-        </w:rPr>
-        <w:t>Simpson</w:t>
+        <w:t xml:space="preserve">Para variables de biodiversidad, los datos permiten calcular índices ecológicos (como el de </w:t>
+      </w:r>
+      <w:r>
+        <w:t>Shannon o Simpson</w:t>
       </w:r>
       <w:r>
         <w:rPr>
@@ -4428,7 +3906,7 @@
       <w:pPr>
         <w:pStyle w:val="Ttulo2"/>
       </w:pPr>
-      <w:bookmarkStart w:id="4" w:name="_Toc199180892"/>
+      <w:bookmarkStart w:id="4" w:name="_Toc201314859"/>
       <w:r>
         <w:t>Aspectos básicos de redacción del informe</w:t>
       </w:r>
@@ -4509,21 +3987,7 @@
         <w:rPr>
           <w:lang w:eastAsia="es-CO"/>
         </w:rPr>
-        <w:t>Las ideas y conclusiones deben estar </w:t>
-      </w:r>
-      <w:r>
-        <w:rPr>
-          <w:b/>
-          <w:bCs/>
-          <w:lang w:eastAsia="es-CO"/>
-        </w:rPr>
-        <w:t>respaldadas por fuentes bibliográficas técnicas o científicas</w:t>
-      </w:r>
-      <w:r>
-        <w:rPr>
-          <w:lang w:eastAsia="es-CO"/>
-        </w:rPr>
-        <w:t>, evitando contradicciones o afirmaciones no verificables.</w:t>
+        <w:t>Las ideas y conclusiones deben estar respaldadas por fuentes bibliográficas técnicas o científicas, evitando contradicciones o afirmaciones no verificables.</w:t>
       </w:r>
     </w:p>
     <w:p>
@@ -4555,42 +4019,14 @@
         <w:rPr>
           <w:lang w:eastAsia="es-CO"/>
         </w:rPr>
-        <w:t>Mantener la uniformidad en el uso del </w:t>
-      </w:r>
-      <w:r>
-        <w:rPr>
-          <w:b/>
-          <w:bCs/>
-          <w:lang w:eastAsia="es-CO"/>
-        </w:rPr>
-        <w:t>tiempo verbal</w:t>
-      </w:r>
-      <w:r>
-        <w:rPr>
-          <w:lang w:eastAsia="es-CO"/>
-        </w:rPr>
-        <w:t> (por ejemplo, pasado para describir procedimientos ya realizados), una </w:t>
-      </w:r>
-      <w:r>
-        <w:rPr>
-          <w:b/>
-          <w:bCs/>
-          <w:lang w:eastAsia="es-CO"/>
-        </w:rPr>
-        <w:t>sintaxis adecuada</w:t>
-      </w:r>
-      <w:r>
-        <w:rPr>
-          <w:lang w:eastAsia="es-CO"/>
-        </w:rPr>
-        <w:t> y un vocabulario técnico apropiado.</w:t>
+        <w:t>Mantener la uniformidad en el uso del tiempo verbal (por ejemplo, pasado para describir procedimientos ya realizados), una sintaxis adecuada y un vocabulario técnico apropiado.</w:t>
       </w:r>
     </w:p>
     <w:p>
       <w:pPr>
         <w:pStyle w:val="Ttulo2"/>
       </w:pPr>
-      <w:bookmarkStart w:id="5" w:name="_Toc199180893"/>
+      <w:bookmarkStart w:id="5" w:name="_Toc201314860"/>
       <w:r>
         <w:t>Herramientas ofimáticas para elaboración del informe</w:t>
       </w:r>
@@ -4800,7 +4236,6 @@
             <w:r>
               <w:t xml:space="preserve">como Excel, Google </w:t>
             </w:r>
-            <w:proofErr w:type="spellStart"/>
             <w:r>
               <w:rPr>
                 <w:rStyle w:val="Extranjerismo"/>
@@ -4808,11 +4243,9 @@
               </w:rPr>
               <w:t>Sheets</w:t>
             </w:r>
-            <w:proofErr w:type="spellEnd"/>
             <w:r>
               <w:t xml:space="preserve">, Word y Google </w:t>
             </w:r>
-            <w:proofErr w:type="spellStart"/>
             <w:r>
               <w:rPr>
                 <w:rStyle w:val="Extranjerismo"/>
@@ -4820,7 +4253,6 @@
               </w:rPr>
               <w:t>Docs</w:t>
             </w:r>
-            <w:proofErr w:type="spellEnd"/>
             <w:r>
               <w:rPr>
                 <w:rStyle w:val="Extranjerismo"/>
@@ -5516,24 +4948,7 @@
         <w:t xml:space="preserve">donde se aborda la elaboración de informes e interpretación de resultados ambientales, especialmente relacionados con variables medidas </w:t>
       </w:r>
       <w:r>
-        <w:rPr>
-          <w:rStyle w:val="Extranjerismo"/>
-          <w:lang w:val="es-419" w:eastAsia="es-CO"/>
-        </w:rPr>
-        <w:t>in</w:t>
-      </w:r>
-      <w:r>
-        <w:rPr>
-          <w:lang w:val="es-419" w:eastAsia="es-CO"/>
-        </w:rPr>
-        <w:t xml:space="preserve"> </w:t>
-      </w:r>
-      <w:r>
-        <w:rPr>
-          <w:rStyle w:val="Extranjerismo"/>
-          <w:lang w:val="es-419" w:eastAsia="es-CO"/>
-        </w:rPr>
-        <w:t>situ</w:t>
+        <w:t>in situ</w:t>
       </w:r>
       <w:r>
         <w:rPr>
@@ -5555,7 +4970,7 @@
           <w:lang w:val="es-CO"/>
         </w:rPr>
       </w:pPr>
-      <w:bookmarkStart w:id="6" w:name="_Toc199180894"/>
+      <w:bookmarkStart w:id="6" w:name="_Toc201314861"/>
       <w:r>
         <w:rPr>
           <w:lang w:val="es-CO"/>
@@ -5588,22 +5003,20 @@
     </w:p>
     <w:p>
       <w:pPr>
-        <w:ind w:firstLine="0"/>
-        <w:jc w:val="center"/>
-        <w:rPr>
-          <w:lang w:eastAsia="es-CO"/>
-        </w:rPr>
-      </w:pPr>
-      <w:r>
         <w:rPr>
           <w:noProof/>
           <w:lang w:eastAsia="es-CO"/>
         </w:rPr>
+      </w:pPr>
+      <w:r>
+        <w:rPr>
+          <w:noProof/>
+        </w:rPr>
         <w:drawing>
-          <wp:inline distT="0" distB="0" distL="0" distR="0" wp14:anchorId="6834F39A" wp14:editId="05D2FEA5">
-            <wp:extent cx="6332220" cy="3114675"/>
-            <wp:effectExtent l="0" t="0" r="0" b="9525"/>
-            <wp:docPr id="330020663" name="Gráfico 11" descr="La imagen resume las temáticas que estructuran el componente formativo, entre las cuales están los registros para la medición de variables ambientales, los tipos de registros y la construcción de los mismos, adicionalmente se presentan aspectos básicos de los informes de medición, entre los cuales están los aspectos generales de redacción y las herramientas ofimáticas."/>
+          <wp:inline distT="0" distB="0" distL="0" distR="0" wp14:anchorId="255F644D" wp14:editId="56156550">
+            <wp:extent cx="5953125" cy="3051186"/>
+            <wp:effectExtent l="0" t="0" r="0" b="0"/>
+            <wp:docPr id="408620056" name="Imagen 1" descr="La imagen resume las temáticas que estructuran el componente formativo, entre las cuales están los registros para la medición de variables ambientales, los tipos de registros y la construcción de los mismos, adicionalmente se presentan aspectos básicos de los informes de medición, entre los cuales están los aspectos generales de redacción y las herramientas ofimáticas."/>
             <wp:cNvGraphicFramePr>
               <a:graphicFrameLocks xmlns:a="http://schemas.openxmlformats.org/drawingml/2006/main" noChangeAspect="1"/>
             </wp:cNvGraphicFramePr>
@@ -5611,17 +5024,11 @@
               <a:graphicData uri="http://schemas.openxmlformats.org/drawingml/2006/picture">
                 <pic:pic xmlns:pic="http://schemas.openxmlformats.org/drawingml/2006/picture">
                   <pic:nvPicPr>
-                    <pic:cNvPr id="330020663" name="Gráfico 11" descr="La imagen resume las temáticas que estructuran el componente formativo, entre las cuales están los registros para la medición de variables ambientales, los tipos de registros y la construcción de los mismos, adicionalmente se presentan aspectos básicos de los informes de medición, entre los cuales están los aspectos generales de redacción y las herramientas ofimáticas."/>
+                    <pic:cNvPr id="408620056" name="Imagen 1" descr="La imagen resume las temáticas que estructuran el componente formativo, entre las cuales están los registros para la medición de variables ambientales, los tipos de registros y la construcción de los mismos, adicionalmente se presentan aspectos básicos de los informes de medición, entre los cuales están los aspectos generales de redacción y las herramientas ofimáticas."/>
                     <pic:cNvPicPr/>
                   </pic:nvPicPr>
                   <pic:blipFill>
-                    <a:blip r:embed="rId16">
-                      <a:extLst>
-                        <a:ext uri="{96DAC541-7B7A-43D3-8B79-37D633B846F1}">
-                          <asvg:svgBlip xmlns:asvg="http://schemas.microsoft.com/office/drawing/2016/SVG/main" r:embed="rId17"/>
-                        </a:ext>
-                      </a:extLst>
-                    </a:blip>
+                    <a:blip r:embed="rId16"/>
                     <a:stretch>
                       <a:fillRect/>
                     </a:stretch>
@@ -5629,7 +5036,7 @@
                   <pic:spPr>
                     <a:xfrm>
                       <a:off x="0" y="0"/>
-                      <a:ext cx="6332220" cy="3114675"/>
+                      <a:ext cx="5965093" cy="3057320"/>
                     </a:xfrm>
                     <a:prstGeom prst="rect">
                       <a:avLst/>
@@ -5644,12 +5051,21 @@
     </w:p>
     <w:p>
       <w:pPr>
+        <w:ind w:firstLine="0"/>
+        <w:jc w:val="center"/>
+        <w:rPr>
+          <w:lang w:eastAsia="es-CO"/>
+        </w:rPr>
+      </w:pPr>
+    </w:p>
+    <w:p>
+      <w:pPr>
         <w:pStyle w:val="Titulosgenerales"/>
         <w:rPr>
           <w:lang w:val="es-CO"/>
         </w:rPr>
       </w:pPr>
-      <w:bookmarkStart w:id="7" w:name="_Toc199180895"/>
+      <w:bookmarkStart w:id="7" w:name="_Toc201314862"/>
       <w:r>
         <w:rPr>
           <w:lang w:val="es-CO"/>
@@ -5827,7 +5243,7 @@
                 <w:rStyle w:val="Hipervnculo"/>
               </w:rPr>
             </w:pPr>
-            <w:hyperlink r:id="rId18" w:history="1">
+            <w:hyperlink r:id="rId17" w:history="1">
               <w:r>
                 <w:rPr>
                   <w:rStyle w:val="Hipervnculo"/>
@@ -5905,7 +5321,7 @@
             <w:pPr>
               <w:pStyle w:val="TextoTablas"/>
             </w:pPr>
-            <w:hyperlink r:id="rId19" w:history="1">
+            <w:hyperlink r:id="rId18" w:history="1">
               <w:r>
                 <w:rPr>
                   <w:rStyle w:val="Hipervnculo"/>
@@ -5931,7 +5347,7 @@
           <w:lang w:val="es-CO"/>
         </w:rPr>
       </w:pPr>
-      <w:bookmarkStart w:id="8" w:name="_Toc199180896"/>
+      <w:bookmarkStart w:id="8" w:name="_Toc201314863"/>
       <w:r>
         <w:rPr>
           <w:lang w:val="es-CO"/>
@@ -5968,10 +5384,7 @@
         <w:t>Formatos para muestreo: </w:t>
       </w:r>
       <w:r>
-        <w:t>instrumentos</w:t>
-      </w:r>
-      <w:r>
-        <w:t>.</w:t>
+        <w:t>instrumentos que permiten recopilar información sobre las variables ambientales en agroecosistemas. Ejemplo: planillas de muestreo, formatos de registro, etc.</w:t>
       </w:r>
     </w:p>
     <w:p>
@@ -6046,7 +5459,17 @@
         <w:t>Variables ambientales: </w:t>
       </w:r>
       <w:r>
-        <w:t>representación cualitativa o cuantitativa asignada a un aspecto ambiental, que permite observar algún tipo de variación al realizar la medición. el propósito de la medición es conocer la afectación o impacto de las actividades productivas del agroecosistema sobre el medio ambiente y cómo estas variables pueden afectar a otras con las que están relacionadas.</w:t>
+        <w:t xml:space="preserve">representación cualitativa o cuantitativa asignada a un aspecto ambiental, que permite observar algún tipo de variación al realizar la medición. </w:t>
+      </w:r>
+      <w:r>
+        <w:t>E</w:t>
+      </w:r>
+      <w:r>
+        <w:t xml:space="preserve">l propósito de la medición es conocer la afectación o impacto de las </w:t>
+      </w:r>
+      <w:r>
+        <w:lastRenderedPageBreak/>
+        <w:t>actividades productivas del agroecosistema sobre el medio ambiente y cómo estas variables pueden afectar a otras con las que están relacionadas.</w:t>
       </w:r>
     </w:p>
     <w:p>
@@ -6056,7 +5479,7 @@
           <w:lang w:val="es-CO"/>
         </w:rPr>
       </w:pPr>
-      <w:bookmarkStart w:id="9" w:name="_Toc199180897"/>
+      <w:bookmarkStart w:id="9" w:name="_Toc201314864"/>
       <w:r>
         <w:rPr>
           <w:lang w:val="es-CO"/>
@@ -6078,7 +5501,7 @@
       </w:r>
     </w:p>
     <w:p>
-      <w:hyperlink r:id="rId20" w:history="1">
+      <w:hyperlink r:id="rId19" w:history="1">
         <w:r>
           <w:rPr>
             <w:rStyle w:val="Hipervnculo"/>
@@ -6093,7 +5516,7 @@
       </w:r>
     </w:p>
     <w:p>
-      <w:hyperlink r:id="rId21" w:history="1">
+      <w:hyperlink r:id="rId20" w:history="1">
         <w:r>
           <w:rPr>
             <w:rStyle w:val="Hipervnculo"/>
@@ -6108,7 +5531,7 @@
       </w:r>
     </w:p>
     <w:p>
-      <w:hyperlink r:id="rId22" w:history="1">
+      <w:hyperlink r:id="rId21" w:history="1">
         <w:r>
           <w:rPr>
             <w:rStyle w:val="Hipervnculo"/>
@@ -6125,7 +5548,7 @@
           <w:lang w:val="es-CO"/>
         </w:rPr>
       </w:pPr>
-      <w:bookmarkStart w:id="10" w:name="_Toc199180898"/>
+      <w:bookmarkStart w:id="10" w:name="_Toc201314865"/>
       <w:r>
         <w:rPr>
           <w:lang w:val="es-CO"/>
@@ -7286,8 +6709,8 @@
       </w:pPr>
     </w:p>
     <w:sectPr>
-      <w:headerReference w:type="default" r:id="rId23"/>
-      <w:footerReference w:type="default" r:id="rId24"/>
+      <w:headerReference w:type="default" r:id="rId22"/>
+      <w:footerReference w:type="default" r:id="rId23"/>
       <w:pgSz w:w="12240" w:h="15840"/>
       <w:pgMar w:top="1701" w:right="1134" w:bottom="1134" w:left="1134" w:header="709" w:footer="737" w:gutter="0"/>
       <w:pgNumType w:start="1"/>
@@ -19855,13 +19278,13 @@
 </file>
 
 <file path=customXml/itemProps2.xml><?xml version="1.0" encoding="utf-8"?>
-<ds:datastoreItem xmlns:ds="http://schemas.openxmlformats.org/officeDocument/2006/customXml" ds:itemID="{356DF078-3CC3-4E56-AC29-7C5916600C28}"/>
+<ds:datastoreItem xmlns:ds="http://schemas.openxmlformats.org/officeDocument/2006/customXml" ds:itemID="{CDD52160-9113-460F-93C3-FF7F10809EF7}"/>
 </file>
 
 <file path=customXml/itemProps3.xml><?xml version="1.0" encoding="utf-8"?>
-<ds:datastoreItem xmlns:ds="http://schemas.openxmlformats.org/officeDocument/2006/customXml" ds:itemID="{A0BA884C-D1EC-4190-9AA7-17EF82CA3D39}"/>
+<ds:datastoreItem xmlns:ds="http://schemas.openxmlformats.org/officeDocument/2006/customXml" ds:itemID="{E7A29260-532C-4D55-B937-EED47B95C374}"/>
 </file>
 
 <file path=customXml/itemProps4.xml><?xml version="1.0" encoding="utf-8"?>
-<ds:datastoreItem xmlns:ds="http://schemas.openxmlformats.org/officeDocument/2006/customXml" ds:itemID="{D2E26680-171B-4350-89C0-2CDA71FEC925}"/>
+<ds:datastoreItem xmlns:ds="http://schemas.openxmlformats.org/officeDocument/2006/customXml" ds:itemID="{0F825E05-3A8A-4977-B263-9860DE42476D}"/>
 </file>